--- a/lab2/Pcela-Artiom_TI-265_PC_lab2.docx
+++ b/lab2/Pcela-Artiom_TI-265_PC_lab2.docx
@@ -1708,117 +1708,158 @@
       </w:r>
       <w:r>
         <w:rPr>
+          <w:lang w:val="ru-RU"/>
+        </w:rPr>
+        <w:t>(</w:t>
+      </w:r>
+      <w:r>
+        <w:t>−8</w:t>
+      </w:r>
+      <w:r>
+        <w:rPr>
+          <w:lang w:val="ru-RU"/>
+        </w:rPr>
+        <w:t>)</w:t>
+      </w:r>
+      <w:r>
+        <w:t xml:space="preserve"> сохраняется значение 8. Программа выводит именно модуль, а не исходное число со знаком. Формат %.2f задаёт два знака после запятой.</w:t>
+      </w:r>
+    </w:p>
+    <w:p/>
+    <w:p>
+      <w:r>
+        <w:t xml:space="preserve">Сумма между первыми двумя положительными элементами вычисляется отдельным циклом с использованием </w:t>
+      </w:r>
+      <w:r>
+        <w:rPr>
+          <w:lang w:val="ru-RU"/>
+        </w:rPr>
+        <w:t>флага</w:t>
+      </w:r>
+      <w:r>
+        <w:t xml:space="preserve"> f:</w:t>
+      </w:r>
+    </w:p>
+    <w:p/>
+    <w:p>
+      <w:r>
+        <w:t>1. При перв</w:t>
+      </w:r>
+      <w:r>
+        <w:rPr>
+          <w:lang w:val="ru-RU"/>
+        </w:rPr>
+        <w:t>ой проверке если</w:t>
+      </w:r>
+      <w:r>
+        <w:t xml:space="preserve"> mass[i] &gt; 0 </w:t>
+      </w:r>
+      <w:r>
+        <w:rPr>
+          <w:lang w:val="ru-RU"/>
+        </w:rPr>
+        <w:t>флаг</w:t>
+      </w:r>
+      <w:r>
+        <w:t xml:space="preserve"> f становится true. Оператор continue пропускает дальнейшие действия этой итерации, поэтому первый положительный элемент не включается в сумму.</w:t>
+      </w:r>
+    </w:p>
+    <w:p>
+      <w:r>
+        <w:t>2. После первого положительного элемента нулевые и отрицательные значения добавляются к sum.</w:t>
+      </w:r>
+    </w:p>
+    <w:p>
+      <w:r>
+        <w:t>3. При следующем положительном значении оператор break завершает цикл. Второй положительный элемент также не включается в сумму.</w:t>
+      </w:r>
+    </w:p>
+    <w:p/>
+    <w:p>
+      <w:r>
+        <w:t>Если положительных элементов нет, sum остаётся равной нулю. Если положительный элемент только один, программа суммирует все элементы после него до конца массива. При соседних первых двух положительных элементах сумма равна нулю.</w:t>
+      </w:r>
+    </w:p>
+    <w:p/>
+    <w:p>
+      <w:pPr>
+        <w:rPr>
           <w:lang w:val="en-US"/>
         </w:rPr>
-        <w:t>(</w:t>
-      </w:r>
-      <w:r>
-        <w:t>−8</w:t>
-      </w:r>
-      <w:r>
+      </w:pPr>
+      <w:r>
+        <w:t xml:space="preserve">Перемещение нулей выполняется двумя вложенными циклами. Внешний цикл выбирает позицию i, внутренний </w:t>
+      </w:r>
+      <w:r>
+        <w:rPr>
+          <w:lang w:val="ru-RU"/>
+        </w:rPr>
+        <w:t xml:space="preserve">выбирает </w:t>
+      </w:r>
+      <w:r>
+        <w:t>позиции j от i + 1 до конца массива</w:t>
+      </w:r>
+      <w:r>
+        <w:rPr>
+          <w:lang w:val="ru-RU"/>
+        </w:rPr>
+        <w:t>.</w:t>
+      </w:r>
+    </w:p>
+    <w:p>
+      <w:pPr>
         <w:rPr>
           <w:lang w:val="en-US"/>
         </w:rPr>
-        <w:t>)</w:t>
-      </w:r>
-      <w:r>
-        <w:t xml:space="preserve"> сохраняется значение 8. Программа выводит именно модуль, а не исходное число со знаком. Формат %.2f задаёт два знака после запятой.</w:t>
-      </w:r>
-    </w:p>
-    <w:p/>
-    <w:p>
-      <w:r>
-        <w:t xml:space="preserve">Сумма между первыми двумя положительными элементами вычисляется отдельным циклом с использованием </w:t>
+      </w:pPr>
+    </w:p>
+    <w:p>
+      <w:pPr>
+        <w:rPr>
+          <w:lang w:val="en-US"/>
+        </w:rPr>
+      </w:pPr>
+    </w:p>
+    <w:p>
+      <w:r>
+        <w:lastRenderedPageBreak/>
+        <w:t>Если текущая позиция</w:t>
       </w:r>
       <w:r>
         <w:rPr>
           <w:lang w:val="ru-RU"/>
         </w:rPr>
-        <w:t>флага</w:t>
-      </w:r>
-      <w:r>
-        <w:t xml:space="preserve"> f:</w:t>
-      </w:r>
-    </w:p>
-    <w:p/>
-    <w:p>
-      <w:r>
-        <w:t>1. При перв</w:t>
+        <w:t xml:space="preserve"> </w:t>
+      </w:r>
+      <w:r>
+        <w:rPr>
+          <w:lang w:val="en-US"/>
+        </w:rPr>
+        <w:t>i</w:t>
+      </w:r>
+      <w:r>
+        <w:t xml:space="preserve"> содержит ноль, в неё переносится элемент справа</w:t>
       </w:r>
       <w:r>
         <w:rPr>
           <w:lang w:val="ru-RU"/>
         </w:rPr>
-        <w:t>ой проверке если</w:t>
-      </w:r>
-      <w:r>
-        <w:t xml:space="preserve"> mass[i] &gt; 0 </w:t>
+        <w:t>,</w:t>
       </w:r>
       <w:r>
         <w:rPr>
           <w:lang w:val="ru-RU"/>
         </w:rPr>
-        <w:t>флаг</w:t>
-      </w:r>
-      <w:r>
-        <w:t xml:space="preserve"> f становится true. Оператор continue пропускает дальнейшие действия этой итерации, поэтому первый положительный элемент не включается в сумму.</w:t>
-      </w:r>
-    </w:p>
-    <w:p>
-      <w:r>
-        <w:t>2. После первого положительного элемента нулевые и отрицательные значения добавляются к sum.</w:t>
-      </w:r>
-    </w:p>
-    <w:p>
-      <w:r>
-        <w:t>3. При следующем положительном значении оператор break завершает цикл. Второй положительный элемент также не включается в сумму.</w:t>
-      </w:r>
-    </w:p>
-    <w:p/>
-    <w:p>
-      <w:r>
-        <w:t>Если положительных элементов нет, sum остаётся равной нулю. Если положительный элемент только один, программа суммирует все элементы после него до конца массива. При соседних первых двух положительных элементах сумма равна нулю.</w:t>
-      </w:r>
-    </w:p>
-    <w:p/>
-    <w:p>
-      <w:r>
-        <w:t xml:space="preserve">Перемещение нулей выполняется двумя вложенными циклами. Внешний цикл выбирает позицию i, внутренний </w:t>
+        <w:t xml:space="preserve"> </w:t>
       </w:r>
       <w:r>
         <w:rPr>
           <w:lang w:val="ru-RU"/>
         </w:rPr>
-        <w:t xml:space="preserve">выбирает </w:t>
-      </w:r>
-      <w:r>
-        <w:t>позиции j от i + 1 до конца массива:</w:t>
-      </w:r>
-    </w:p>
-    <w:p>
-      <w:pPr>
-        <w:rPr>
-          <w:lang w:val="en-US"/>
-        </w:rPr>
-      </w:pPr>
-      <w:r>
-        <w:rPr>
-          <w:lang w:val="en-US"/>
-        </w:rPr>
-        <w:t>if (mass[i] == 0) { mass[i] = mass[j]; mass[j] = 0; }</w:t>
-      </w:r>
-    </w:p>
-    <w:p>
-      <w:pPr>
-        <w:rPr>
-          <w:lang w:val="en-US"/>
-        </w:rPr>
-      </w:pPr>
-    </w:p>
-    <w:p>
-      <w:r>
-        <w:lastRenderedPageBreak/>
-        <w:t>Если текущая позиция содержит ноль, в неё переносится элемент справа, а его прежняя позиция обнуляется. Когда на позиции i оказывается ненулевое число, дальнейшие переносы для неё не выполняются. В итоге ненулевые элементы сохраняют взаимный порядок, а нули располагаются в конце. Проверяется точное равенство нулю; близкие к нулю значения не считаются нулями.</w:t>
+        <w:t>если он не равен нулю</w:t>
+      </w:r>
+      <w:r>
+        <w:t>, а его прежняя позиция обнуляется. Когда на позиции i оказывается ненулевое число, дальнейшие переносы для неё не выполняются. В итоге ненулевые элементы сохраняют взаимный порядок, а нули располагаются в конце. Проверяется точное равенство нулю; близкие к нулю значения не считаются нулями.</w:t>
       </w:r>
     </w:p>
     <w:p/>
@@ -1870,13 +1911,14 @@
         <w:rPr>
           <w:b/>
           <w:bCs/>
+          <w:noProof/>
           <w:lang w:val="en-US" w:eastAsia="en-US"/>
         </w:rPr>
         <w:drawing>
-          <wp:inline distT="0" distB="0" distL="0" distR="0" wp14:anchorId="4A89C196" wp14:editId="4A9B853D">
-            <wp:extent cx="5260264" cy="8282940"/>
-            <wp:effectExtent l="0" t="0" r="0" b="3810"/>
-            <wp:docPr id="796468893" name="Picture 1"/>
+          <wp:inline distT="0" distB="0" distL="0" distR="0" wp14:anchorId="31C93FC4" wp14:editId="2F0784DE">
+            <wp:extent cx="5077433" cy="8432800"/>
+            <wp:effectExtent l="0" t="0" r="9525" b="6350"/>
+            <wp:docPr id="1884430086" name="Picture 1"/>
             <wp:cNvGraphicFramePr>
               <a:graphicFrameLocks xmlns:a="http://schemas.openxmlformats.org/drawingml/2006/main" noChangeAspect="1"/>
             </wp:cNvGraphicFramePr>
@@ -1884,7 +1926,7 @@
               <a:graphicData uri="http://schemas.openxmlformats.org/drawingml/2006/picture">
                 <pic:pic xmlns:pic="http://schemas.openxmlformats.org/drawingml/2006/picture">
                   <pic:nvPicPr>
-                    <pic:cNvPr id="796468893" name=""/>
+                    <pic:cNvPr id="1884430086" name=""/>
                     <pic:cNvPicPr/>
                   </pic:nvPicPr>
                   <pic:blipFill>
@@ -1896,7 +1938,7 @@
                   <pic:spPr>
                     <a:xfrm>
                       <a:off x="0" y="0"/>
-                      <a:ext cx="5262043" cy="8285742"/>
+                      <a:ext cx="5082072" cy="8440504"/>
                     </a:xfrm>
                     <a:prstGeom prst="rect">
                       <a:avLst/>
@@ -1925,6 +1967,7 @@
         <w:rPr>
           <w:b/>
           <w:bCs/>
+          <w:noProof/>
           <w:lang w:val="en-US" w:eastAsia="en-US"/>
         </w:rPr>
         <w:lastRenderedPageBreak/>
@@ -1995,7 +2038,7 @@
         <w:spacing w:line="360" w:lineRule="auto"/>
         <w:jc w:val="center"/>
         <w:rPr>
-          <w:lang w:val="en-US" w:eastAsia="en-US"/>
+          <w:lang w:val="ru-RU" w:eastAsia="en-US"/>
         </w:rPr>
       </w:pPr>
       <w:r>
@@ -2049,7 +2092,7 @@
         <w:spacing w:line="360" w:lineRule="auto"/>
         <w:jc w:val="both"/>
         <w:rPr>
-          <w:lang w:val="en-US"/>
+          <w:lang w:val="ru-RU"/>
         </w:rPr>
       </w:pPr>
     </w:p>

--- a/lab2/Pcela-Artiom_TI-265_PC_lab2.docx
+++ b/lab2/Pcela-Artiom_TI-265_PC_lab2.docx
@@ -932,12 +932,13 @@
             <w:pStyle w:val="TOC1"/>
             <w:rPr>
               <w:rFonts w:asciiTheme="minorHAnsi" w:eastAsiaTheme="minorEastAsia" w:hAnsiTheme="minorHAnsi" w:cstheme="minorBidi"/>
+              <w:b w:val="0"/>
+              <w:bCs w:val="0"/>
               <w:kern w:val="2"/>
-              <w:lang w:val="ru-MD" w:eastAsia="ru-RU"/>
               <w14:ligatures w14:val="standardContextual"/>
             </w:rPr>
           </w:pPr>
-          <w:hyperlink w:anchor="_Toc239157091" w:history="1">
+          <w:hyperlink w:anchor="_Toc241059543" w:history="1">
             <w:r>
               <w:rPr>
                 <w:rStyle w:val="Hyperlink"/>
@@ -960,7 +961,7 @@
               <w:rPr>
                 <w:webHidden/>
               </w:rPr>
-              <w:instrText xml:space="preserve"> PAGEREF _Toc239157091 \h </w:instrText>
+              <w:instrText xml:space="preserve"> PAGEREF _Toc241059543 \h </w:instrText>
             </w:r>
             <w:r>
               <w:rPr>
@@ -992,16 +993,16 @@
             <w:pStyle w:val="TOC1"/>
             <w:rPr>
               <w:rFonts w:asciiTheme="minorHAnsi" w:eastAsiaTheme="minorEastAsia" w:hAnsiTheme="minorHAnsi" w:cstheme="minorBidi"/>
+              <w:b w:val="0"/>
+              <w:bCs w:val="0"/>
               <w:kern w:val="2"/>
-              <w:lang w:val="ru-MD" w:eastAsia="ru-RU"/>
               <w14:ligatures w14:val="standardContextual"/>
             </w:rPr>
           </w:pPr>
-          <w:hyperlink w:anchor="_Toc239157092" w:history="1">
+          <w:hyperlink w:anchor="_Toc241059544" w:history="1">
             <w:r>
               <w:rPr>
                 <w:rStyle w:val="Hyperlink"/>
-                <w:lang w:val="ru-MD"/>
               </w:rPr>
               <w:t>ВВЕДЕНИЕ</w:t>
             </w:r>
@@ -1021,7 +1022,7 @@
               <w:rPr>
                 <w:webHidden/>
               </w:rPr>
-              <w:instrText xml:space="preserve"> PAGEREF _Toc239157092 \h </w:instrText>
+              <w:instrText xml:space="preserve"> PAGEREF _Toc241059544 \h </w:instrText>
             </w:r>
             <w:r>
               <w:rPr>
@@ -1053,12 +1054,13 @@
             <w:pStyle w:val="TOC1"/>
             <w:rPr>
               <w:rFonts w:asciiTheme="minorHAnsi" w:eastAsiaTheme="minorEastAsia" w:hAnsiTheme="minorHAnsi" w:cstheme="minorBidi"/>
+              <w:b w:val="0"/>
+              <w:bCs w:val="0"/>
               <w:kern w:val="2"/>
-              <w:lang w:val="ru-MD" w:eastAsia="ru-RU"/>
               <w14:ligatures w14:val="standardContextual"/>
             </w:rPr>
           </w:pPr>
-          <w:hyperlink w:anchor="_Toc239157093" w:history="1">
+          <w:hyperlink w:anchor="_Toc241059545" w:history="1">
             <w:r>
               <w:rPr>
                 <w:rStyle w:val="Hyperlink"/>
@@ -1081,7 +1083,7 @@
               <w:rPr>
                 <w:webHidden/>
               </w:rPr>
-              <w:instrText xml:space="preserve"> PAGEREF _Toc239157093 \h </w:instrText>
+              <w:instrText xml:space="preserve"> PAGEREF _Toc241059545 \h </w:instrText>
             </w:r>
             <w:r>
               <w:rPr>
@@ -1113,12 +1115,13 @@
             <w:pStyle w:val="TOC1"/>
             <w:rPr>
               <w:rFonts w:asciiTheme="minorHAnsi" w:eastAsiaTheme="minorEastAsia" w:hAnsiTheme="minorHAnsi" w:cstheme="minorBidi"/>
+              <w:b w:val="0"/>
+              <w:bCs w:val="0"/>
               <w:kern w:val="2"/>
-              <w:lang w:val="ru-MD" w:eastAsia="ru-RU"/>
               <w14:ligatures w14:val="standardContextual"/>
             </w:rPr>
           </w:pPr>
-          <w:hyperlink w:anchor="_Toc239157094" w:history="1">
+          <w:hyperlink w:anchor="_Toc241059546" w:history="1">
             <w:r>
               <w:rPr>
                 <w:rStyle w:val="Hyperlink"/>
@@ -1141,7 +1144,7 @@
               <w:rPr>
                 <w:webHidden/>
               </w:rPr>
-              <w:instrText xml:space="preserve"> PAGEREF _Toc239157094 \h </w:instrText>
+              <w:instrText xml:space="preserve"> PAGEREF _Toc241059546 \h </w:instrText>
             </w:r>
             <w:r>
               <w:rPr>
@@ -1158,7 +1161,7 @@
               <w:rPr>
                 <w:webHidden/>
               </w:rPr>
-              <w:t>4</w:t>
+              <w:t>6</w:t>
             </w:r>
             <w:r>
               <w:rPr>
@@ -1173,12 +1176,13 @@
             <w:pStyle w:val="TOC1"/>
             <w:rPr>
               <w:rFonts w:asciiTheme="minorHAnsi" w:eastAsiaTheme="minorEastAsia" w:hAnsiTheme="minorHAnsi" w:cstheme="minorBidi"/>
+              <w:b w:val="0"/>
+              <w:bCs w:val="0"/>
               <w:kern w:val="2"/>
-              <w:lang w:val="ru-MD" w:eastAsia="ru-RU"/>
               <w14:ligatures w14:val="standardContextual"/>
             </w:rPr>
           </w:pPr>
-          <w:hyperlink w:anchor="_Toc239157095" w:history="1">
+          <w:hyperlink w:anchor="_Toc241059547" w:history="1">
             <w:r>
               <w:rPr>
                 <w:rStyle w:val="Hyperlink"/>
@@ -1201,7 +1205,7 @@
               <w:rPr>
                 <w:webHidden/>
               </w:rPr>
-              <w:instrText xml:space="preserve"> PAGEREF _Toc239157095 \h </w:instrText>
+              <w:instrText xml:space="preserve"> PAGEREF _Toc241059547 \h </w:instrText>
             </w:r>
             <w:r>
               <w:rPr>
@@ -1218,7 +1222,7 @@
               <w:rPr>
                 <w:webHidden/>
               </w:rPr>
-              <w:t>4</w:t>
+              <w:t>7</w:t>
             </w:r>
             <w:r>
               <w:rPr>
@@ -1258,7 +1262,7 @@
         </w:rPr>
         <w:br w:type="page"/>
       </w:r>
-      <w:bookmarkStart w:id="0" w:name="_Toc239157091"/>
+      <w:bookmarkStart w:id="0" w:name="_Toc241059543"/>
       <w:r>
         <w:lastRenderedPageBreak/>
         <w:t>С</w:t>
@@ -1577,10 +1581,12 @@
       <w:pPr>
         <w:pStyle w:val="Heading1"/>
       </w:pPr>
+      <w:bookmarkStart w:id="1" w:name="_Toc241059544"/>
       <w:r>
         <w:lastRenderedPageBreak/>
         <w:t>ВВЕДЕНИЕ</w:t>
       </w:r>
+      <w:bookmarkEnd w:id="1"/>
     </w:p>
     <w:p>
       <w:pPr>
@@ -1633,9 +1639,11 @@
       <w:pPr>
         <w:pStyle w:val="Heading1"/>
       </w:pPr>
+      <w:bookmarkStart w:id="2" w:name="_Toc241059545"/>
       <w:r>
         <w:t>1 АНАЛИЗ РЕАЛИЗОВАННОГО КОДА</w:t>
       </w:r>
+      <w:bookmarkEnd w:id="2"/>
     </w:p>
     <w:p>
       <w:r>
@@ -1890,9 +1898,14 @@
           <w:szCs w:val="24"/>
         </w:rPr>
       </w:pPr>
+      <w:bookmarkStart w:id="3" w:name="_Toc241059546"/>
       <w:r>
         <w:lastRenderedPageBreak/>
-        <w:t xml:space="preserve">2 РЕЗУЛЬТАТЫ ВЫПОЛНЕНИЯ </w:t>
+        <w:t>2 РЕЗУЛЬТАТЫ ВЫПОЛНЕНИЯ</w:t>
+      </w:r>
+      <w:bookmarkEnd w:id="3"/>
+      <w:r>
+        <w:t xml:space="preserve"> </w:t>
       </w:r>
     </w:p>
     <w:p>
@@ -2069,9 +2082,11 @@
           <w:szCs w:val="24"/>
         </w:rPr>
       </w:pPr>
+      <w:bookmarkStart w:id="4" w:name="_Toc241059547"/>
       <w:r>
         <w:t>ЗАКЛЮЧЕНИЕ</w:t>
       </w:r>
+      <w:bookmarkEnd w:id="4"/>
     </w:p>
     <w:p>
       <w:pPr>

--- a/lab2/Pcela-Artiom_TI-265_PC_lab2.docx
+++ b/lab2/Pcela-Artiom_TI-265_PC_lab2.docx
@@ -116,13 +116,47 @@
           <w:lang w:val="en-US"/>
         </w:rPr>
       </w:pPr>
+      <w:proofErr w:type="spellStart"/>
       <w:r>
         <w:rPr>
           <w:b/>
           <w:lang w:val="en-US"/>
         </w:rPr>
-        <w:t>Universitatea Tehnică a Moldovei</w:t>
-      </w:r>
+        <w:t>Universitatea</w:t>
+      </w:r>
+      <w:proofErr w:type="spellEnd"/>
+      <w:r>
+        <w:rPr>
+          <w:b/>
+          <w:lang w:val="en-US"/>
+        </w:rPr>
+        <w:t xml:space="preserve"> </w:t>
+      </w:r>
+      <w:proofErr w:type="spellStart"/>
+      <w:r>
+        <w:rPr>
+          <w:b/>
+          <w:lang w:val="en-US"/>
+        </w:rPr>
+        <w:t>Tehnică</w:t>
+      </w:r>
+      <w:proofErr w:type="spellEnd"/>
+      <w:r>
+        <w:rPr>
+          <w:b/>
+          <w:lang w:val="en-US"/>
+        </w:rPr>
+        <w:t xml:space="preserve"> a </w:t>
+      </w:r>
+      <w:proofErr w:type="spellStart"/>
+      <w:r>
+        <w:rPr>
+          <w:b/>
+          <w:lang w:val="en-US"/>
+        </w:rPr>
+        <w:t>Moldovei</w:t>
+      </w:r>
+      <w:proofErr w:type="spellEnd"/>
       <w:r>
         <w:rPr>
           <w:sz w:val="28"/>
@@ -141,13 +175,79 @@
           <w:lang w:val="en-US"/>
         </w:rPr>
       </w:pPr>
+      <w:proofErr w:type="spellStart"/>
       <w:r>
         <w:rPr>
           <w:b/>
           <w:lang w:val="en-US"/>
         </w:rPr>
-        <w:t>Facultatea Calculatoare,  Informatică şi Microelectronică</w:t>
-      </w:r>
+        <w:t>Facultatea</w:t>
+      </w:r>
+      <w:proofErr w:type="spellEnd"/>
+      <w:r>
+        <w:rPr>
+          <w:b/>
+          <w:lang w:val="en-US"/>
+        </w:rPr>
+        <w:t xml:space="preserve"> </w:t>
+      </w:r>
+      <w:proofErr w:type="spellStart"/>
+      <w:r>
+        <w:rPr>
+          <w:b/>
+          <w:lang w:val="en-US"/>
+        </w:rPr>
+        <w:t>Calculatoare</w:t>
+      </w:r>
+      <w:proofErr w:type="spellEnd"/>
+      <w:r>
+        <w:rPr>
+          <w:b/>
+          <w:lang w:val="en-US"/>
+        </w:rPr>
+        <w:t xml:space="preserve">,  </w:t>
+      </w:r>
+      <w:proofErr w:type="spellStart"/>
+      <w:r>
+        <w:rPr>
+          <w:b/>
+          <w:lang w:val="en-US"/>
+        </w:rPr>
+        <w:t>Informatică</w:t>
+      </w:r>
+      <w:proofErr w:type="spellEnd"/>
+      <w:r>
+        <w:rPr>
+          <w:b/>
+          <w:lang w:val="en-US"/>
+        </w:rPr>
+        <w:t xml:space="preserve"> </w:t>
+      </w:r>
+      <w:proofErr w:type="spellStart"/>
+      <w:r>
+        <w:rPr>
+          <w:b/>
+          <w:lang w:val="en-US"/>
+        </w:rPr>
+        <w:t>şi</w:t>
+      </w:r>
+      <w:proofErr w:type="spellEnd"/>
+      <w:r>
+        <w:rPr>
+          <w:b/>
+          <w:lang w:val="en-US"/>
+        </w:rPr>
+        <w:t xml:space="preserve"> </w:t>
+      </w:r>
+      <w:proofErr w:type="spellStart"/>
+      <w:r>
+        <w:rPr>
+          <w:b/>
+          <w:lang w:val="en-US"/>
+        </w:rPr>
+        <w:t>Microelectronică</w:t>
+      </w:r>
+      <w:proofErr w:type="spellEnd"/>
     </w:p>
     <w:p>
       <w:pPr>
@@ -158,12 +258,69 @@
           <w:lang w:val="en-US"/>
         </w:rPr>
       </w:pPr>
+      <w:proofErr w:type="spellStart"/>
       <w:r>
         <w:rPr>
           <w:b/>
           <w:lang w:val="en-US"/>
         </w:rPr>
-        <w:t xml:space="preserve">Departamentul Ingineria Software și  Automatică  </w:t>
+        <w:t>Departamentul</w:t>
+      </w:r>
+      <w:proofErr w:type="spellEnd"/>
+      <w:r>
+        <w:rPr>
+          <w:b/>
+          <w:lang w:val="en-US"/>
+        </w:rPr>
+        <w:t xml:space="preserve"> </w:t>
+      </w:r>
+      <w:proofErr w:type="spellStart"/>
+      <w:r>
+        <w:rPr>
+          <w:b/>
+          <w:lang w:val="en-US"/>
+        </w:rPr>
+        <w:t>Ingineria</w:t>
+      </w:r>
+      <w:proofErr w:type="spellEnd"/>
+      <w:r>
+        <w:rPr>
+          <w:b/>
+          <w:lang w:val="en-US"/>
+        </w:rPr>
+        <w:t xml:space="preserve"> Software </w:t>
+      </w:r>
+      <w:proofErr w:type="spellStart"/>
+      <w:r>
+        <w:rPr>
+          <w:b/>
+          <w:lang w:val="en-US"/>
+        </w:rPr>
+        <w:t>și</w:t>
+      </w:r>
+      <w:proofErr w:type="spellEnd"/>
+      <w:r>
+        <w:rPr>
+          <w:b/>
+          <w:lang w:val="en-US"/>
+        </w:rPr>
+        <w:t xml:space="preserve">  </w:t>
+      </w:r>
+      <w:proofErr w:type="spellStart"/>
+      <w:r>
+        <w:rPr>
+          <w:b/>
+          <w:lang w:val="en-US"/>
+        </w:rPr>
+        <w:t>Automatică</w:t>
+      </w:r>
+      <w:proofErr w:type="spellEnd"/>
+      <w:r>
+        <w:rPr>
+          <w:b/>
+          <w:lang w:val="en-US"/>
+        </w:rPr>
+        <w:t xml:space="preserve">  </w:t>
       </w:r>
     </w:p>
     <w:p>
@@ -175,6 +332,7 @@
           <w:lang w:val="en-US"/>
         </w:rPr>
       </w:pPr>
+      <w:proofErr w:type="spellStart"/>
       <w:r>
         <w:rPr>
           <w:b/>
@@ -183,6 +341,7 @@
         </w:rPr>
         <w:t>Programul</w:t>
       </w:r>
+      <w:proofErr w:type="spellEnd"/>
       <w:r>
         <w:rPr>
           <w:b/>
@@ -207,6 +366,7 @@
         </w:rPr>
         <w:t xml:space="preserve"> </w:t>
       </w:r>
+      <w:proofErr w:type="spellStart"/>
       <w:r>
         <w:rPr>
           <w:b/>
@@ -215,6 +375,7 @@
         </w:rPr>
         <w:t>studii</w:t>
       </w:r>
+      <w:proofErr w:type="spellEnd"/>
       <w:r>
         <w:rPr>
           <w:b/>
@@ -223,14 +384,34 @@
         </w:rPr>
         <w:t xml:space="preserve">: </w:t>
       </w:r>
+      <w:proofErr w:type="spellStart"/>
       <w:r>
         <w:rPr>
           <w:b/>
           <w:bCs/>
           <w:lang w:val="en-US"/>
         </w:rPr>
-        <w:t>Tehnologia Informatiei</w:t>
-      </w:r>
+        <w:t>Tehnologia</w:t>
+      </w:r>
+      <w:proofErr w:type="spellEnd"/>
+      <w:r>
+        <w:rPr>
+          <w:b/>
+          <w:bCs/>
+          <w:lang w:val="en-US"/>
+        </w:rPr>
+        <w:t xml:space="preserve"> </w:t>
+      </w:r>
+      <w:proofErr w:type="spellStart"/>
+      <w:r>
+        <w:rPr>
+          <w:b/>
+          <w:bCs/>
+          <w:lang w:val="en-US"/>
+        </w:rPr>
+        <w:t>Informatiei</w:t>
+      </w:r>
+      <w:proofErr w:type="spellEnd"/>
     </w:p>
     <w:p>
       <w:pPr>
@@ -355,6 +536,7 @@
           <w:lang w:val="en-US"/>
         </w:rPr>
       </w:pPr>
+      <w:proofErr w:type="spellStart"/>
       <w:r>
         <w:rPr>
           <w:b/>
@@ -365,6 +547,7 @@
         </w:rPr>
         <w:t>Raport</w:t>
       </w:r>
+      <w:proofErr w:type="spellEnd"/>
       <w:r>
         <w:rPr>
           <w:b/>
@@ -374,8 +557,9 @@
           <w:lang w:val="en-US"/>
         </w:rPr>
         <w:br/>
-        <w:t>la disciplina «Programare»</w:t>
-      </w:r>
+        <w:t xml:space="preserve">la </w:t>
+      </w:r>
+      <w:proofErr w:type="spellStart"/>
       <w:r>
         <w:rPr>
           <w:b/>
@@ -384,9 +568,9 @@
           <w:szCs w:val="40"/>
           <w:lang w:val="en-US"/>
         </w:rPr>
-        <w:br/>
-        <w:t>lucrarea de laborator Nr.2</w:t>
-      </w:r>
+        <w:t>disciplina</w:t>
+      </w:r>
+      <w:proofErr w:type="spellEnd"/>
       <w:r>
         <w:rPr>
           <w:b/>
@@ -395,14 +579,10 @@
           <w:szCs w:val="40"/>
           <w:lang w:val="en-US"/>
         </w:rPr>
-        <w:br/>
-        <w:t>Varianta 9</w:t>
-      </w:r>
-    </w:p>
-    <w:p>
-      <w:pPr>
-        <w:ind w:left="1134" w:hanging="1134"/>
-        <w:jc w:val="center"/>
+        <w:t xml:space="preserve"> «</w:t>
+      </w:r>
+      <w:proofErr w:type="spellStart"/>
+      <w:r>
         <w:rPr>
           <w:b/>
           <w:color w:val="000000" w:themeColor="text1"/>
@@ -410,7 +590,9 @@
           <w:szCs w:val="40"/>
           <w:lang w:val="en-US"/>
         </w:rPr>
-      </w:pPr>
+        <w:t>Programare</w:t>
+      </w:r>
+      <w:proofErr w:type="spellEnd"/>
       <w:r>
         <w:rPr>
           <w:b/>
@@ -419,8 +601,151 @@
           <w:szCs w:val="40"/>
           <w:lang w:val="en-US"/>
         </w:rPr>
-        <w:t>Tema: Одномерные массивы</w:t>
-      </w:r>
+        <w:t>»</w:t>
+      </w:r>
+      <w:r>
+        <w:rPr>
+          <w:b/>
+          <w:color w:val="000000" w:themeColor="text1"/>
+          <w:sz w:val="40"/>
+          <w:szCs w:val="40"/>
+          <w:lang w:val="en-US"/>
+        </w:rPr>
+        <w:br/>
+      </w:r>
+      <w:proofErr w:type="spellStart"/>
+      <w:r>
+        <w:rPr>
+          <w:b/>
+          <w:color w:val="000000" w:themeColor="text1"/>
+          <w:sz w:val="40"/>
+          <w:szCs w:val="40"/>
+          <w:lang w:val="en-US"/>
+        </w:rPr>
+        <w:t>lucrarea</w:t>
+      </w:r>
+      <w:proofErr w:type="spellEnd"/>
+      <w:r>
+        <w:rPr>
+          <w:b/>
+          <w:color w:val="000000" w:themeColor="text1"/>
+          <w:sz w:val="40"/>
+          <w:szCs w:val="40"/>
+          <w:lang w:val="en-US"/>
+        </w:rPr>
+        <w:t xml:space="preserve"> de </w:t>
+      </w:r>
+      <w:proofErr w:type="spellStart"/>
+      <w:r>
+        <w:rPr>
+          <w:b/>
+          <w:color w:val="000000" w:themeColor="text1"/>
+          <w:sz w:val="40"/>
+          <w:szCs w:val="40"/>
+          <w:lang w:val="en-US"/>
+        </w:rPr>
+        <w:t>laborator</w:t>
+      </w:r>
+      <w:proofErr w:type="spellEnd"/>
+      <w:r>
+        <w:rPr>
+          <w:b/>
+          <w:color w:val="000000" w:themeColor="text1"/>
+          <w:sz w:val="40"/>
+          <w:szCs w:val="40"/>
+          <w:lang w:val="en-US"/>
+        </w:rPr>
+        <w:t xml:space="preserve"> Nr.2</w:t>
+      </w:r>
+      <w:r>
+        <w:rPr>
+          <w:b/>
+          <w:color w:val="000000" w:themeColor="text1"/>
+          <w:sz w:val="40"/>
+          <w:szCs w:val="40"/>
+          <w:lang w:val="en-US"/>
+        </w:rPr>
+        <w:br/>
+      </w:r>
+      <w:proofErr w:type="spellStart"/>
+      <w:r>
+        <w:rPr>
+          <w:b/>
+          <w:color w:val="000000" w:themeColor="text1"/>
+          <w:sz w:val="40"/>
+          <w:szCs w:val="40"/>
+          <w:lang w:val="en-US"/>
+        </w:rPr>
+        <w:t>Varianta</w:t>
+      </w:r>
+      <w:proofErr w:type="spellEnd"/>
+      <w:r>
+        <w:rPr>
+          <w:b/>
+          <w:color w:val="000000" w:themeColor="text1"/>
+          <w:sz w:val="40"/>
+          <w:szCs w:val="40"/>
+          <w:lang w:val="en-US"/>
+        </w:rPr>
+        <w:t xml:space="preserve"> 9</w:t>
+      </w:r>
+    </w:p>
+    <w:p>
+      <w:pPr>
+        <w:ind w:left="1134" w:hanging="1134"/>
+        <w:jc w:val="center"/>
+        <w:rPr>
+          <w:b/>
+          <w:color w:val="000000" w:themeColor="text1"/>
+          <w:sz w:val="40"/>
+          <w:szCs w:val="40"/>
+          <w:lang w:val="en-US"/>
+        </w:rPr>
+      </w:pPr>
+      <w:r>
+        <w:rPr>
+          <w:b/>
+          <w:color w:val="000000" w:themeColor="text1"/>
+          <w:sz w:val="40"/>
+          <w:szCs w:val="40"/>
+          <w:lang w:val="en-US"/>
+        </w:rPr>
+        <w:t xml:space="preserve">Tema: </w:t>
+      </w:r>
+      <w:proofErr w:type="spellStart"/>
+      <w:r>
+        <w:rPr>
+          <w:b/>
+          <w:color w:val="000000" w:themeColor="text1"/>
+          <w:sz w:val="40"/>
+          <w:szCs w:val="40"/>
+          <w:lang w:val="en-US"/>
+        </w:rPr>
+        <w:t>Одномерные</w:t>
+      </w:r>
+      <w:proofErr w:type="spellEnd"/>
+      <w:r>
+        <w:rPr>
+          <w:b/>
+          <w:color w:val="000000" w:themeColor="text1"/>
+          <w:sz w:val="40"/>
+          <w:szCs w:val="40"/>
+          <w:lang w:val="en-US"/>
+        </w:rPr>
+        <w:t xml:space="preserve"> </w:t>
+      </w:r>
+      <w:proofErr w:type="spellStart"/>
+      <w:r>
+        <w:rPr>
+          <w:b/>
+          <w:color w:val="000000" w:themeColor="text1"/>
+          <w:sz w:val="40"/>
+          <w:szCs w:val="40"/>
+          <w:lang w:val="en-US"/>
+        </w:rPr>
+        <w:t>массивы</w:t>
+      </w:r>
+      <w:proofErr w:type="spellEnd"/>
     </w:p>
     <w:p>
       <w:pPr>
@@ -498,12 +823,14 @@
               </w:rPr>
               <w:t xml:space="preserve"> </w:t>
             </w:r>
+            <w:proofErr w:type="spellStart"/>
             <w:r>
               <w:rPr>
                 <w:b/>
               </w:rPr>
               <w:t>Student</w:t>
             </w:r>
+            <w:proofErr w:type="spellEnd"/>
             <w:r>
               <w:rPr>
                 <w:b/>
@@ -617,12 +944,21 @@
                 <w:color w:val="000000"/>
               </w:rPr>
             </w:pPr>
+            <w:proofErr w:type="spellStart"/>
             <w:r>
               <w:rPr>
                 <w:b/>
                 <w:color w:val="000000"/>
               </w:rPr>
-              <w:t>Coordonator:</w:t>
+              <w:t>Coordonator</w:t>
+            </w:r>
+            <w:proofErr w:type="spellEnd"/>
+            <w:r>
+              <w:rPr>
+                <w:b/>
+                <w:color w:val="000000"/>
+              </w:rPr>
+              <w:t>:</w:t>
             </w:r>
           </w:p>
         </w:tc>
@@ -668,6 +1004,7 @@
               </w:rPr>
               <w:t xml:space="preserve"> </w:t>
             </w:r>
+            <w:proofErr w:type="spellStart"/>
             <w:r>
               <w:rPr>
                 <w:b/>
@@ -676,6 +1013,7 @@
               </w:rPr>
               <w:t>asist.univ</w:t>
             </w:r>
+            <w:proofErr w:type="spellEnd"/>
           </w:p>
           <w:p>
             <w:pPr>
@@ -827,6 +1165,7 @@
           <w:szCs w:val="28"/>
         </w:rPr>
       </w:pPr>
+      <w:proofErr w:type="spellStart"/>
       <w:r>
         <w:rPr>
           <w:b/>
@@ -834,7 +1173,17 @@
           <w:sz w:val="28"/>
           <w:szCs w:val="28"/>
         </w:rPr>
-        <w:t>Chişinău,   202</w:t>
+        <w:t>Chişinău</w:t>
+      </w:r>
+      <w:proofErr w:type="spellEnd"/>
+      <w:r>
+        <w:rPr>
+          <w:b/>
+          <w:bCs/>
+          <w:sz w:val="28"/>
+          <w:szCs w:val="28"/>
+        </w:rPr>
+        <w:t>,   202</w:t>
       </w:r>
       <w:r>
         <w:rPr>
@@ -1279,8 +1628,13 @@
         <w:spacing w:line="360" w:lineRule="auto"/>
         <w:jc w:val="both"/>
       </w:pPr>
-      <w:r>
-        <w:t xml:space="preserve">mass — одномерный массив вещественных чисел; MAX_SIZE — </w:t>
+      <w:proofErr w:type="spellStart"/>
+      <w:r>
+        <w:t>mass</w:t>
+      </w:r>
+      <w:proofErr w:type="spellEnd"/>
+      <w:r>
+        <w:t xml:space="preserve"> — одномерный массив вещественных чисел; MAX_SIZE — </w:t>
       </w:r>
       <w:r>
         <w:rPr>
@@ -1289,7 +1643,23 @@
         <w:t xml:space="preserve">константное </w:t>
       </w:r>
       <w:r>
-        <w:t xml:space="preserve">количество элементов массива; max_abs — максимальный модуль; sum — сумма элементов; f — </w:t>
+        <w:t xml:space="preserve">количество элементов массива; </w:t>
+      </w:r>
+      <w:proofErr w:type="spellStart"/>
+      <w:r>
+        <w:t>max_abs</w:t>
+      </w:r>
+      <w:proofErr w:type="spellEnd"/>
+      <w:r>
+        <w:t xml:space="preserve"> — максимальный модуль; </w:t>
+      </w:r>
+      <w:proofErr w:type="spellStart"/>
+      <w:r>
+        <w:t>sum</w:t>
+      </w:r>
+      <w:proofErr w:type="spellEnd"/>
+      <w:r>
+        <w:t xml:space="preserve"> — сумма элементов; f — </w:t>
       </w:r>
       <w:r>
         <w:rPr>
@@ -1298,8 +1668,21 @@
         <w:t xml:space="preserve">флаг </w:t>
       </w:r>
       <w:r>
-        <w:t>нахождения первого положительного элемента; i, j — индексы; fabsf() — функция вычисления модуля числа типа float</w:t>
-      </w:r>
+        <w:t xml:space="preserve">нахождения первого положительного элемента; i, j — индексы; </w:t>
+      </w:r>
+      <w:proofErr w:type="spellStart"/>
+      <w:r>
+        <w:t>fabsf</w:t>
+      </w:r>
+      <w:proofErr w:type="spellEnd"/>
+      <w:r>
+        <w:t xml:space="preserve">() — функция вычисления модуля числа типа </w:t>
+      </w:r>
+      <w:proofErr w:type="spellStart"/>
+      <w:r>
+        <w:t>float</w:t>
+      </w:r>
+      <w:proofErr w:type="spellEnd"/>
       <w:r>
         <w:rPr>
           <w:lang w:val="ru-RU"/>
@@ -1652,30 +2035,190 @@
     </w:p>
     <w:p>
       <w:r>
-        <w:t>#include &lt;stdio.h&gt; обеспечивает ввод и вывод с помощью scanf() и printf(). Заголовок &lt;stdbool.h&gt; позволяет использовать тип bool и значения true и false.</w:t>
-      </w:r>
-    </w:p>
-    <w:p>
-      <w:r>
-        <w:t>#include &lt;math.h&gt; содержит fabsf(), которая возвращает абсолютную величину числа типа float.</w:t>
+        <w:t>#include &lt;</w:t>
+      </w:r>
+      <w:proofErr w:type="spellStart"/>
+      <w:r>
+        <w:t>stdio.h</w:t>
+      </w:r>
+      <w:proofErr w:type="spellEnd"/>
+      <w:r>
+        <w:t xml:space="preserve">&gt; обеспечивает ввод и вывод с помощью </w:t>
+      </w:r>
+      <w:proofErr w:type="spellStart"/>
+      <w:r>
+        <w:t>scanf</w:t>
+      </w:r>
+      <w:proofErr w:type="spellEnd"/>
+      <w:r>
+        <w:t xml:space="preserve">() и </w:t>
+      </w:r>
+      <w:proofErr w:type="spellStart"/>
+      <w:r>
+        <w:t>printf</w:t>
+      </w:r>
+      <w:proofErr w:type="spellEnd"/>
+      <w:r>
+        <w:t>(). Заголовок &lt;</w:t>
+      </w:r>
+      <w:proofErr w:type="spellStart"/>
+      <w:r>
+        <w:t>stdbool.h</w:t>
+      </w:r>
+      <w:proofErr w:type="spellEnd"/>
+      <w:r>
+        <w:t xml:space="preserve">&gt; позволяет использовать тип </w:t>
+      </w:r>
+      <w:proofErr w:type="spellStart"/>
+      <w:r>
+        <w:t>bool</w:t>
+      </w:r>
+      <w:proofErr w:type="spellEnd"/>
+      <w:r>
+        <w:t xml:space="preserve"> и значения </w:t>
+      </w:r>
+      <w:proofErr w:type="spellStart"/>
+      <w:r>
+        <w:t>true</w:t>
+      </w:r>
+      <w:proofErr w:type="spellEnd"/>
+      <w:r>
+        <w:t xml:space="preserve"> и </w:t>
+      </w:r>
+      <w:proofErr w:type="spellStart"/>
+      <w:r>
+        <w:t>false</w:t>
+      </w:r>
+      <w:proofErr w:type="spellEnd"/>
+      <w:r>
+        <w:t>.</w:t>
+      </w:r>
+    </w:p>
+    <w:p>
+      <w:r>
+        <w:t>#include &lt;</w:t>
+      </w:r>
+      <w:proofErr w:type="spellStart"/>
+      <w:r>
+        <w:t>math.h</w:t>
+      </w:r>
+      <w:proofErr w:type="spellEnd"/>
+      <w:r>
+        <w:t xml:space="preserve">&gt; содержит </w:t>
+      </w:r>
+      <w:proofErr w:type="spellStart"/>
+      <w:r>
+        <w:t>fabsf</w:t>
+      </w:r>
+      <w:proofErr w:type="spellEnd"/>
+      <w:r>
+        <w:t xml:space="preserve">(), которая возвращает абсолютную величину числа типа </w:t>
+      </w:r>
+      <w:proofErr w:type="spellStart"/>
+      <w:r>
+        <w:t>float</w:t>
+      </w:r>
+      <w:proofErr w:type="spellEnd"/>
+      <w:r>
+        <w:t>.</w:t>
       </w:r>
     </w:p>
     <w:p/>
     <w:p>
       <w:r>
-        <w:t>Выполнение программы начинается с функции main(). Константа MAX_SIZE имеет значение 10 и задаёт размер массива mass.</w:t>
+        <w:t xml:space="preserve">Выполнение программы начинается с функции </w:t>
+      </w:r>
+      <w:proofErr w:type="spellStart"/>
+      <w:r>
+        <w:t>main</w:t>
+      </w:r>
+      <w:proofErr w:type="spellEnd"/>
+      <w:r>
+        <w:t xml:space="preserve">(). Константа MAX_SIZE имеет значение 10 и задаёт размер массива </w:t>
+      </w:r>
+      <w:proofErr w:type="spellStart"/>
+      <w:r>
+        <w:t>mass</w:t>
+      </w:r>
+      <w:proofErr w:type="spellEnd"/>
+      <w:r>
+        <w:t>.</w:t>
       </w:r>
     </w:p>
     <w:p/>
     <w:p>
       <w:r>
-        <w:t>Массив mass хранит 10 значений типа float. Переменные max_abs и sum инициализируются нулём. Логическая переменная f изначально равна false. Индексы i и j используются при обходе массива.</w:t>
+        <w:t xml:space="preserve">Массив </w:t>
+      </w:r>
+      <w:proofErr w:type="spellStart"/>
+      <w:r>
+        <w:t>mass</w:t>
+      </w:r>
+      <w:proofErr w:type="spellEnd"/>
+      <w:r>
+        <w:t xml:space="preserve"> хранит 10 значений типа </w:t>
+      </w:r>
+      <w:proofErr w:type="spellStart"/>
+      <w:r>
+        <w:t>float</w:t>
+      </w:r>
+      <w:proofErr w:type="spellEnd"/>
+      <w:r>
+        <w:t xml:space="preserve">. Переменные </w:t>
+      </w:r>
+      <w:proofErr w:type="spellStart"/>
+      <w:r>
+        <w:t>max_abs</w:t>
+      </w:r>
+      <w:proofErr w:type="spellEnd"/>
+      <w:r>
+        <w:t xml:space="preserve"> и </w:t>
+      </w:r>
+      <w:proofErr w:type="spellStart"/>
+      <w:r>
+        <w:t>sum</w:t>
+      </w:r>
+      <w:proofErr w:type="spellEnd"/>
+      <w:r>
+        <w:t xml:space="preserve"> инициализируются нулём. Логическая переменная f изначально равна </w:t>
+      </w:r>
+      <w:proofErr w:type="spellStart"/>
+      <w:r>
+        <w:t>false</w:t>
+      </w:r>
+      <w:proofErr w:type="spellEnd"/>
+      <w:r>
+        <w:t>. Индексы i и j используются при обходе массива.</w:t>
       </w:r>
     </w:p>
     <w:p/>
     <w:p>
       <w:r>
-        <w:t>Первый цикл for перебирает индексы от 0 до 9. Функция scanf("%f", &amp;mass[i]) записывает введённое число в соответствующий элемент.</w:t>
+        <w:t xml:space="preserve">Первый цикл </w:t>
+      </w:r>
+      <w:proofErr w:type="spellStart"/>
+      <w:r>
+        <w:t>for</w:t>
+      </w:r>
+      <w:proofErr w:type="spellEnd"/>
+      <w:r>
+        <w:t xml:space="preserve"> перебирает индексы от 0 до 9. Функция </w:t>
+      </w:r>
+      <w:proofErr w:type="spellStart"/>
+      <w:r>
+        <w:t>scanf</w:t>
+      </w:r>
+      <w:proofErr w:type="spellEnd"/>
+      <w:r>
+        <w:t>("%f", &amp;</w:t>
+      </w:r>
+      <w:proofErr w:type="spellStart"/>
+      <w:r>
+        <w:t>mass</w:t>
+      </w:r>
+      <w:proofErr w:type="spellEnd"/>
+      <w:r>
+        <w:t>[i]) записывает введённое число в соответствующий элемент.</w:t>
       </w:r>
     </w:p>
     <w:p>
@@ -1700,19 +2243,125 @@
         <w:rPr>
           <w:lang w:val="en-US"/>
         </w:rPr>
-        <w:t>if (fabsf(mass[i]) &gt; fabsf(max_abs)) max_abs = fabsf(mass[i]);</w:t>
-      </w:r>
-    </w:p>
-    <w:p>
-      <w:pPr>
-        <w:rPr>
-          <w:lang w:val="en-US"/>
-        </w:rPr>
-      </w:pPr>
-    </w:p>
-    <w:p>
-      <w:r>
-        <w:t xml:space="preserve">На каждой итерации модуль текущего элемента сравнивается с найденным максимумом. Если он больше, max_abs обновляется. Например, для элемента </w:t>
+        <w:t>if (</w:t>
+      </w:r>
+      <w:proofErr w:type="spellStart"/>
+      <w:r>
+        <w:rPr>
+          <w:lang w:val="en-US"/>
+        </w:rPr>
+        <w:t>fabsf</w:t>
+      </w:r>
+      <w:proofErr w:type="spellEnd"/>
+      <w:r>
+        <w:rPr>
+          <w:lang w:val="en-US"/>
+        </w:rPr>
+        <w:t>(mass[</w:t>
+      </w:r>
+      <w:proofErr w:type="spellStart"/>
+      <w:r>
+        <w:rPr>
+          <w:lang w:val="en-US"/>
+        </w:rPr>
+        <w:t>i</w:t>
+      </w:r>
+      <w:proofErr w:type="spellEnd"/>
+      <w:r>
+        <w:rPr>
+          <w:lang w:val="en-US"/>
+        </w:rPr>
+        <w:t xml:space="preserve">]) &gt; </w:t>
+      </w:r>
+      <w:proofErr w:type="spellStart"/>
+      <w:r>
+        <w:rPr>
+          <w:lang w:val="en-US"/>
+        </w:rPr>
+        <w:t>fabsf</w:t>
+      </w:r>
+      <w:proofErr w:type="spellEnd"/>
+      <w:r>
+        <w:rPr>
+          <w:lang w:val="en-US"/>
+        </w:rPr>
+        <w:t>(</w:t>
+      </w:r>
+      <w:proofErr w:type="spellStart"/>
+      <w:r>
+        <w:rPr>
+          <w:lang w:val="en-US"/>
+        </w:rPr>
+        <w:t>max_abs</w:t>
+      </w:r>
+      <w:proofErr w:type="spellEnd"/>
+      <w:r>
+        <w:rPr>
+          <w:lang w:val="en-US"/>
+        </w:rPr>
+        <w:t xml:space="preserve">)) </w:t>
+      </w:r>
+      <w:proofErr w:type="spellStart"/>
+      <w:r>
+        <w:rPr>
+          <w:lang w:val="en-US"/>
+        </w:rPr>
+        <w:t>max_abs</w:t>
+      </w:r>
+      <w:proofErr w:type="spellEnd"/>
+      <w:r>
+        <w:rPr>
+          <w:lang w:val="en-US"/>
+        </w:rPr>
+        <w:t xml:space="preserve"> = </w:t>
+      </w:r>
+      <w:proofErr w:type="spellStart"/>
+      <w:r>
+        <w:rPr>
+          <w:lang w:val="en-US"/>
+        </w:rPr>
+        <w:t>fabsf</w:t>
+      </w:r>
+      <w:proofErr w:type="spellEnd"/>
+      <w:r>
+        <w:rPr>
+          <w:lang w:val="en-US"/>
+        </w:rPr>
+        <w:t>(mass[</w:t>
+      </w:r>
+      <w:proofErr w:type="spellStart"/>
+      <w:r>
+        <w:rPr>
+          <w:lang w:val="en-US"/>
+        </w:rPr>
+        <w:t>i</w:t>
+      </w:r>
+      <w:proofErr w:type="spellEnd"/>
+      <w:r>
+        <w:rPr>
+          <w:lang w:val="en-US"/>
+        </w:rPr>
+        <w:t>]);</w:t>
+      </w:r>
+    </w:p>
+    <w:p>
+      <w:pPr>
+        <w:rPr>
+          <w:lang w:val="en-US"/>
+        </w:rPr>
+      </w:pPr>
+    </w:p>
+    <w:p>
+      <w:r>
+        <w:t xml:space="preserve">На каждой итерации модуль текущего элемента сравнивается с найденным максимумом. Если он больше, </w:t>
+      </w:r>
+      <w:proofErr w:type="spellStart"/>
+      <w:r>
+        <w:t>max_abs</w:t>
+      </w:r>
+      <w:proofErr w:type="spellEnd"/>
+      <w:r>
+        <w:t xml:space="preserve"> обновляется. Например, для элемента </w:t>
       </w:r>
       <w:r>
         <w:rPr>
@@ -1751,8 +2400,13 @@
     <w:p/>
     <w:p>
       <w:r>
-        <w:t>1. При перв</w:t>
-      </w:r>
+        <w:t xml:space="preserve">1. При </w:t>
+      </w:r>
+      <w:proofErr w:type="spellStart"/>
+      <w:r>
+        <w:t>перв</w:t>
+      </w:r>
+      <w:proofErr w:type="spellEnd"/>
       <w:r>
         <w:rPr>
           <w:lang w:val="ru-RU"/>
@@ -1760,7 +2414,15 @@
         <w:t>ой проверке если</w:t>
       </w:r>
       <w:r>
-        <w:t xml:space="preserve"> mass[i] &gt; 0 </w:t>
+        <w:t xml:space="preserve"> </w:t>
+      </w:r>
+      <w:proofErr w:type="spellStart"/>
+      <w:r>
+        <w:t>mass</w:t>
+      </w:r>
+      <w:proofErr w:type="spellEnd"/>
+      <w:r>
+        <w:t xml:space="preserve">[i] &gt; 0 </w:t>
       </w:r>
       <w:r>
         <w:rPr>
@@ -1769,30 +2431,70 @@
         <w:t>флаг</w:t>
       </w:r>
       <w:r>
-        <w:t xml:space="preserve"> f становится true. Оператор continue пропускает дальнейшие действия этой итерации, поэтому первый положительный элемент не включается в сумму.</w:t>
-      </w:r>
-    </w:p>
-    <w:p>
-      <w:r>
-        <w:t>2. После первого положительного элемента нулевые и отрицательные значения добавляются к sum.</w:t>
-      </w:r>
-    </w:p>
-    <w:p>
-      <w:r>
-        <w:t>3. При следующем положительном значении оператор break завершает цикл. Второй положительный элемент также не включается в сумму.</w:t>
+        <w:t xml:space="preserve"> f становится </w:t>
+      </w:r>
+      <w:proofErr w:type="spellStart"/>
+      <w:r>
+        <w:t>true</w:t>
+      </w:r>
+      <w:proofErr w:type="spellEnd"/>
+      <w:r>
+        <w:t xml:space="preserve">. Оператор </w:t>
+      </w:r>
+      <w:proofErr w:type="spellStart"/>
+      <w:r>
+        <w:t>continue</w:t>
+      </w:r>
+      <w:proofErr w:type="spellEnd"/>
+      <w:r>
+        <w:t xml:space="preserve"> пропускает дальнейшие действия этой итерации, поэтому первый положительный элемент не включается в сумму.</w:t>
+      </w:r>
+    </w:p>
+    <w:p>
+      <w:r>
+        <w:t xml:space="preserve">2. После первого положительного элемента нулевые и отрицательные значения добавляются к </w:t>
+      </w:r>
+      <w:proofErr w:type="spellStart"/>
+      <w:r>
+        <w:t>sum</w:t>
+      </w:r>
+      <w:proofErr w:type="spellEnd"/>
+      <w:r>
+        <w:t>.</w:t>
+      </w:r>
+    </w:p>
+    <w:p>
+      <w:r>
+        <w:t xml:space="preserve">3. При следующем положительном значении оператор </w:t>
+      </w:r>
+      <w:proofErr w:type="spellStart"/>
+      <w:r>
+        <w:t>break</w:t>
+      </w:r>
+      <w:proofErr w:type="spellEnd"/>
+      <w:r>
+        <w:t xml:space="preserve"> завершает цикл. Второй положительный элемент также не включается в сумму.</w:t>
       </w:r>
     </w:p>
     <w:p/>
     <w:p>
       <w:r>
-        <w:t>Если положительных элементов нет, sum остаётся равной нулю. Если положительный элемент только один, программа суммирует все элементы после него до конца массива. При соседних первых двух положительных элементах сумма равна нулю.</w:t>
+        <w:t xml:space="preserve">Если положительных элементов нет, </w:t>
+      </w:r>
+      <w:proofErr w:type="spellStart"/>
+      <w:r>
+        <w:t>sum</w:t>
+      </w:r>
+      <w:proofErr w:type="spellEnd"/>
+      <w:r>
+        <w:t xml:space="preserve"> остаётся равной нулю. Если положительный элемент только один, программа суммирует все элементы после него до конца массива. При соседних первых двух положительных элементах сумма равна нулю.</w:t>
       </w:r>
     </w:p>
     <w:p/>
     <w:p>
       <w:pPr>
         <w:rPr>
-          <w:lang w:val="en-US"/>
+          <w:lang w:val="ru-RU"/>
         </w:rPr>
       </w:pPr>
       <w:r>
@@ -1817,18 +2519,23 @@
     <w:p>
       <w:pPr>
         <w:rPr>
-          <w:lang w:val="en-US"/>
-        </w:rPr>
-      </w:pPr>
-    </w:p>
-    <w:p>
-      <w:pPr>
-        <w:rPr>
-          <w:lang w:val="en-US"/>
-        </w:rPr>
-      </w:pPr>
-    </w:p>
-    <w:p>
+          <w:lang w:val="ru-RU"/>
+        </w:rPr>
+      </w:pPr>
+    </w:p>
+    <w:p>
+      <w:pPr>
+        <w:rPr>
+          <w:lang w:val="ru-RU"/>
+        </w:rPr>
+      </w:pPr>
+    </w:p>
+    <w:p>
+      <w:pPr>
+        <w:rPr>
+          <w:lang w:val="ru-RU"/>
+        </w:rPr>
+      </w:pPr>
       <w:r>
         <w:lastRenderedPageBreak/>
         <w:t>Если текущая позиция</w:t>
@@ -1839,12 +2546,14 @@
         </w:rPr>
         <w:t xml:space="preserve"> </w:t>
       </w:r>
+      <w:proofErr w:type="spellStart"/>
       <w:r>
         <w:rPr>
           <w:lang w:val="en-US"/>
         </w:rPr>
         <w:t>i</w:t>
       </w:r>
+      <w:proofErr w:type="spellEnd"/>
       <w:r>
         <w:t xml:space="preserve"> содержит ноль, в неё переносится элемент справа</w:t>
       </w:r>
@@ -1867,13 +2576,30 @@
         <w:t>если он не равен нулю</w:t>
       </w:r>
       <w:r>
-        <w:t>, а его прежняя позиция обнуляется. Когда на позиции i оказывается ненулевое число, дальнейшие переносы для неё не выполняются. В итоге ненулевые элементы сохраняют взаимный порядок, а нули располагаются в конце. Проверяется точное равенство нулю; близкие к нулю значения не считаются нулями.</w:t>
+        <w:t xml:space="preserve">, а его прежняя позиция обнуляется. Когда на позиции i оказывается ненулевое число, дальнейшие </w:t>
+      </w:r>
+      <w:r>
+        <w:rPr>
+          <w:lang w:val="ru-RU"/>
+        </w:rPr>
+        <w:t>проверки</w:t>
+      </w:r>
+      <w:r>
+        <w:t xml:space="preserve"> для неё не выполняются. В итоге ненулевые элементы сохраняют взаимный порядок, а нули располагаются в конце.</w:t>
       </w:r>
     </w:p>
     <w:p/>
     <w:p>
       <w:r>
-        <w:t>После преобразования программа выводит все элементы массива с двумя знаками после запятой. Оператор return 0 завершает работу. Поиск максимума и суммы требует линейного обхода, а вложенные циклы перемещения нулей выполняют квадратичное число проверок.</w:t>
+        <w:t xml:space="preserve">После преобразования программа выводит все элементы массива с двумя знаками после запятой. Оператор </w:t>
+      </w:r>
+      <w:proofErr w:type="spellStart"/>
+      <w:r>
+        <w:t>return</w:t>
+      </w:r>
+      <w:proofErr w:type="spellEnd"/>
+      <w:r>
+        <w:t xml:space="preserve"> 0 завершает работу. Поиск максимума и суммы требует линейного обхода, а вложенные циклы перемещения нулей выполняют квадратичное число проверок.</w:t>
       </w:r>
     </w:p>
     <w:p>
@@ -1924,14 +2650,13 @@
         <w:rPr>
           <w:b/>
           <w:bCs/>
-          <w:noProof/>
           <w:lang w:val="en-US" w:eastAsia="en-US"/>
         </w:rPr>
         <w:drawing>
-          <wp:inline distT="0" distB="0" distL="0" distR="0" wp14:anchorId="31C93FC4" wp14:editId="2F0784DE">
-            <wp:extent cx="5077433" cy="8432800"/>
-            <wp:effectExtent l="0" t="0" r="9525" b="6350"/>
-            <wp:docPr id="1884430086" name="Picture 1"/>
+          <wp:inline distT="0" distB="0" distL="0" distR="0" wp14:anchorId="276A9CCE" wp14:editId="62845C89">
+            <wp:extent cx="5105400" cy="8766391"/>
+            <wp:effectExtent l="0" t="0" r="0" b="0"/>
+            <wp:docPr id="361503057" name="Picture 1"/>
             <wp:cNvGraphicFramePr>
               <a:graphicFrameLocks xmlns:a="http://schemas.openxmlformats.org/drawingml/2006/main" noChangeAspect="1"/>
             </wp:cNvGraphicFramePr>
@@ -1939,7 +2664,7 @@
               <a:graphicData uri="http://schemas.openxmlformats.org/drawingml/2006/picture">
                 <pic:pic xmlns:pic="http://schemas.openxmlformats.org/drawingml/2006/picture">
                   <pic:nvPicPr>
-                    <pic:cNvPr id="1884430086" name=""/>
+                    <pic:cNvPr id="361503057" name=""/>
                     <pic:cNvPicPr/>
                   </pic:nvPicPr>
                   <pic:blipFill>
@@ -1951,7 +2676,7 @@
                   <pic:spPr>
                     <a:xfrm>
                       <a:off x="0" y="0"/>
-                      <a:ext cx="5082072" cy="8440504"/>
+                      <a:ext cx="5111954" cy="8777645"/>
                     </a:xfrm>
                     <a:prstGeom prst="rect">
                       <a:avLst/>
